--- a/internal_doc/03.开发设计/Story-SSL.docx
+++ b/internal_doc/03.开发设计/Story-SSL.docx
@@ -204,6 +204,64 @@
     <w:p>
       <w:pPr>
         <w:rPr>
+          <w:color w:val="000000" w:themeColor="text1"/>
+        </w:rPr>
+      </w:pPr>
+      <w:r>
+        <w:rPr>
+          <w:rFonts w:hint="eastAsia"/>
+          <w:color w:val="000000" w:themeColor="text1"/>
+        </w:rPr>
+        <w:t>提供基于</w:t>
+      </w:r>
+      <w:r>
+        <w:rPr>
+          <w:rFonts w:hint="eastAsia"/>
+          <w:color w:val="000000" w:themeColor="text1"/>
+        </w:rPr>
+        <w:t>SSL</w:t>
+      </w:r>
+      <w:r>
+        <w:rPr>
+          <w:rFonts w:hint="eastAsia"/>
+          <w:color w:val="000000" w:themeColor="text1"/>
+        </w:rPr>
+        <w:t>的数据加密</w:t>
+      </w:r>
+      <w:r>
+        <w:rPr>
+          <w:rFonts w:hint="eastAsia"/>
+          <w:color w:val="000000" w:themeColor="text1"/>
+        </w:rPr>
+        <w:t>传输能力。</w:t>
+      </w:r>
+    </w:p>
+    <w:p>
+      <w:pPr>
+        <w:pStyle w:val="Heading2"/>
+      </w:pPr>
+      <w:r>
+        <w:rPr>
+          <w:rFonts w:hint="eastAsia"/>
+        </w:rPr>
+        <w:t xml:space="preserve">Story </w:t>
+      </w:r>
+      <w:r>
+        <w:rPr>
+          <w:rFonts w:hint="eastAsia"/>
+        </w:rPr>
+        <w:t>对外功能</w:t>
+      </w:r>
+      <w:r>
+        <w:rPr>
+          <w:rFonts w:hint="eastAsia"/>
+        </w:rPr>
+        <w:t>接口描述</w:t>
+      </w:r>
+    </w:p>
+    <w:p>
+      <w:pPr>
+        <w:rPr>
           <w:color w:val="00B0F0"/>
         </w:rPr>
       </w:pPr>
@@ -212,141 +270,83 @@
           <w:rFonts w:hint="eastAsia"/>
           <w:color w:val="00B0F0"/>
         </w:rPr>
-        <w:t>提供基于</w:t>
+        <w:t>说明</w:t>
       </w:r>
       <w:r>
         <w:rPr>
           <w:rFonts w:hint="eastAsia"/>
           <w:color w:val="00B0F0"/>
         </w:rPr>
-        <w:t>SSL</w:t>
+        <w:t xml:space="preserve">: </w:t>
       </w:r>
       <w:r>
         <w:rPr>
           <w:rFonts w:hint="eastAsia"/>
           <w:color w:val="00B0F0"/>
         </w:rPr>
-        <w:t>的数据加密</w:t>
+        <w:t>简单描述</w:t>
       </w:r>
       <w:r>
         <w:rPr>
           <w:rFonts w:hint="eastAsia"/>
           <w:color w:val="00B0F0"/>
         </w:rPr>
-        <w:t>传输能力。</w:t>
-      </w:r>
-    </w:p>
-    <w:p>
-      <w:pPr>
-        <w:pStyle w:val="Heading2"/>
-      </w:pPr>
-      <w:r>
-        <w:rPr>
-          <w:rFonts w:hint="eastAsia"/>
-        </w:rPr>
         <w:t xml:space="preserve">Story </w:t>
       </w:r>
       <w:r>
         <w:rPr>
           <w:rFonts w:hint="eastAsia"/>
-        </w:rPr>
-        <w:t>对外功能</w:t>
-      </w:r>
-      <w:r>
-        <w:rPr>
-          <w:rFonts w:hint="eastAsia"/>
-        </w:rPr>
-        <w:t>接口描述</w:t>
-      </w:r>
-    </w:p>
-    <w:p>
-      <w:pPr>
-        <w:rPr>
           <w:color w:val="00B0F0"/>
         </w:rPr>
-      </w:pPr>
+        <w:t>的对外接口</w:t>
+      </w:r>
       <w:r>
         <w:rPr>
           <w:rFonts w:hint="eastAsia"/>
           <w:color w:val="00B0F0"/>
         </w:rPr>
-        <w:t>说明</w:t>
+        <w:t>,</w:t>
       </w:r>
       <w:r>
         <w:rPr>
           <w:rFonts w:hint="eastAsia"/>
           <w:color w:val="00B0F0"/>
         </w:rPr>
-        <w:t xml:space="preserve">: </w:t>
+        <w:t>包括命令行</w:t>
       </w:r>
       <w:r>
         <w:rPr>
           <w:rFonts w:hint="eastAsia"/>
           <w:color w:val="00B0F0"/>
         </w:rPr>
-        <w:t>简单描述</w:t>
+        <w:t>/</w:t>
       </w:r>
       <w:r>
         <w:rPr>
           <w:rFonts w:hint="eastAsia"/>
           <w:color w:val="00B0F0"/>
         </w:rPr>
-        <w:t xml:space="preserve">Story </w:t>
+        <w:t>界面</w:t>
       </w:r>
       <w:r>
         <w:rPr>
           <w:rFonts w:hint="eastAsia"/>
           <w:color w:val="00B0F0"/>
         </w:rPr>
-        <w:t>的对外接口</w:t>
+        <w:t xml:space="preserve">, </w:t>
       </w:r>
       <w:r>
         <w:rPr>
           <w:rFonts w:hint="eastAsia"/>
           <w:color w:val="00B0F0"/>
         </w:rPr>
-        <w:t>,</w:t>
+        <w:t>客户可见配置文件的参数描述</w:t>
       </w:r>
       <w:r>
         <w:rPr>
           <w:rFonts w:hint="eastAsia"/>
           <w:color w:val="00B0F0"/>
         </w:rPr>
-        <w:t>包括命令行</w:t>
-      </w:r>
-      <w:r>
-        <w:rPr>
-          <w:rFonts w:hint="eastAsia"/>
-          <w:color w:val="00B0F0"/>
-        </w:rPr>
-        <w:t>/</w:t>
-      </w:r>
-      <w:r>
-        <w:rPr>
-          <w:rFonts w:hint="eastAsia"/>
-          <w:color w:val="00B0F0"/>
-        </w:rPr>
-        <w:t>界面</w:t>
-      </w:r>
-      <w:r>
-        <w:rPr>
-          <w:rFonts w:hint="eastAsia"/>
-          <w:color w:val="00B0F0"/>
-        </w:rPr>
-        <w:t xml:space="preserve">, </w:t>
-      </w:r>
-      <w:r>
-        <w:rPr>
-          <w:rFonts w:hint="eastAsia"/>
-          <w:color w:val="00B0F0"/>
-        </w:rPr>
-        <w:t>客户可见配置文件的参数描述</w:t>
-      </w:r>
-      <w:r>
-        <w:rPr>
-          <w:rFonts w:hint="eastAsia"/>
-          <w:color w:val="00B0F0"/>
-        </w:rPr>
         <w:t>;</w:t>
       </w:r>
     </w:p>
@@ -356,7 +356,19 @@
         <w:rPr>
           <w:rFonts w:hint="eastAsia"/>
         </w:rPr>
-        <w:t>--ssl</w:t>
+        <w:t>--</w:t>
+      </w:r>
+      <w:r>
+        <w:rPr>
+          <w:rFonts w:hint="eastAsia"/>
+        </w:rPr>
+        <w:t>use</w:t>
+      </w:r>
+      <w:r>
+        <w:rPr>
+          <w:rFonts w:hint="eastAsia"/>
+        </w:rPr>
+        <w:t>ssl</w:t>
       </w:r>
       <w:r>
         <w:rPr>
@@ -1954,7 +1966,25 @@
         <w:rPr>
           <w:rFonts w:hint="eastAsia"/>
         </w:rPr>
-        <w:t>--ssl true/false</w:t>
+        <w:t>--</w:t>
+      </w:r>
+      <w:r>
+        <w:rPr>
+          <w:rFonts w:hint="eastAsia"/>
+        </w:rPr>
+        <w:t>usessl=&lt;</w:t>
+      </w:r>
+      <w:r>
+        <w:rPr>
+          <w:rFonts w:hint="eastAsia"/>
+        </w:rPr>
+        <w:t>true/false</w:t>
+      </w:r>
+      <w:r>
+        <w:rPr>
+          <w:rFonts w:hint="eastAsia"/>
+        </w:rPr>
+        <w:t>&gt;</w:t>
       </w:r>
     </w:p>
     <w:p>

--- a/internal_doc/03.开发设计/Story-SSL.docx
+++ b/internal_doc/03.开发设计/Story-SSL.docx
@@ -792,23 +792,7 @@
           <w:sz w:val="24"/>
           <w:szCs w:val="24"/>
         </w:rPr>
-        <w:t>C：</w:t>
-      </w:r>
-      <w:r>
-        <w:rPr>
-          <w:rFonts w:asciiTheme="minorEastAsia" w:hAnsiTheme="minorEastAsia" w:hint="eastAsia"/>
-          <w:sz w:val="24"/>
-          <w:szCs w:val="24"/>
-        </w:rPr>
-        <w:t>不</w:t>
-      </w:r>
-      <w:r>
-        <w:rPr>
-          <w:rFonts w:asciiTheme="minorEastAsia" w:hAnsiTheme="minorEastAsia" w:hint="eastAsia"/>
-          <w:sz w:val="24"/>
-          <w:szCs w:val="24"/>
-        </w:rPr>
-        <w:t>支持</w:t>
+        <w:t>C：支持</w:t>
       </w:r>
     </w:p>
     <w:p>
@@ -885,23 +869,7 @@
           <w:sz w:val="24"/>
           <w:szCs w:val="24"/>
         </w:rPr>
-        <w:t>.NET：</w:t>
-      </w:r>
-      <w:r>
-        <w:rPr>
-          <w:rFonts w:asciiTheme="minorEastAsia" w:hAnsiTheme="minorEastAsia" w:hint="eastAsia"/>
-          <w:sz w:val="24"/>
-          <w:szCs w:val="24"/>
-        </w:rPr>
-        <w:t>不</w:t>
-      </w:r>
-      <w:r>
-        <w:rPr>
-          <w:rFonts w:asciiTheme="minorEastAsia" w:hAnsiTheme="minorEastAsia" w:hint="eastAsia"/>
-          <w:sz w:val="24"/>
-          <w:szCs w:val="24"/>
-        </w:rPr>
-        <w:t>支持</w:t>
+        <w:t>.NET：支持</w:t>
       </w:r>
     </w:p>
     <w:p>
@@ -932,7 +900,7 @@
           <w:sz w:val="24"/>
           <w:szCs w:val="24"/>
         </w:rPr>
-        <w:t>：不</w:t>
+        <w:t>：</w:t>
       </w:r>
       <w:r>
         <w:rPr>
@@ -971,7 +939,7 @@
           <w:sz w:val="24"/>
           <w:szCs w:val="24"/>
         </w:rPr>
-        <w:t>：不</w:t>
+        <w:t>：</w:t>
       </w:r>
       <w:r>
         <w:rPr>
@@ -1139,7 +1107,7 @@
           <w:sz w:val="24"/>
           <w:szCs w:val="24"/>
         </w:rPr>
-        <w:t>不支持</w:t>
+        <w:t>支持</w:t>
       </w:r>
     </w:p>
     <w:p>
@@ -1232,23 +1200,7 @@
           <w:sz w:val="24"/>
           <w:szCs w:val="24"/>
         </w:rPr>
-        <w:t>sdb：shell，</w:t>
-      </w:r>
-      <w:r>
-        <w:rPr>
-          <w:rFonts w:asciiTheme="minorEastAsia" w:hAnsiTheme="minorEastAsia" w:hint="eastAsia"/>
-          <w:sz w:val="24"/>
-          <w:szCs w:val="24"/>
-        </w:rPr>
-        <w:t>不</w:t>
-      </w:r>
-      <w:r>
-        <w:rPr>
-          <w:rFonts w:asciiTheme="minorEastAsia" w:hAnsiTheme="minorEastAsia" w:hint="eastAsia"/>
-          <w:sz w:val="24"/>
-          <w:szCs w:val="24"/>
-        </w:rPr>
-        <w:t>支持</w:t>
+        <w:t>sdb：shell，支持</w:t>
       </w:r>
     </w:p>
     <w:p>
@@ -1271,23 +1223,7 @@
           <w:sz w:val="24"/>
           <w:szCs w:val="24"/>
         </w:rPr>
-        <w:t>sdbbp：shell后台，</w:t>
-      </w:r>
-      <w:r>
-        <w:rPr>
-          <w:rFonts w:asciiTheme="minorEastAsia" w:hAnsiTheme="minorEastAsia" w:hint="eastAsia"/>
-          <w:sz w:val="24"/>
-          <w:szCs w:val="24"/>
-        </w:rPr>
-        <w:t>不</w:t>
-      </w:r>
-      <w:r>
-        <w:rPr>
-          <w:rFonts w:asciiTheme="minorEastAsia" w:hAnsiTheme="minorEastAsia" w:hint="eastAsia"/>
-          <w:sz w:val="24"/>
-          <w:szCs w:val="24"/>
-        </w:rPr>
-        <w:t>支持</w:t>
+        <w:t>sdbbp：shell后台，支持</w:t>
       </w:r>
     </w:p>
     <w:p>

--- a/internal_doc/03.开发设计/Story-SSL.docx
+++ b/internal_doc/03.开发设计/Story-SSL.docx
@@ -1157,7 +1157,7 @@
     <w:p>
       <w:pPr>
         <w:rPr>
-          <w:rFonts w:asciiTheme="minorEastAsia" w:hAnsiTheme="minorEastAsia"/>
+          <w:rFonts w:asciiTheme="minorEastAsia" w:hAnsiTheme="minorEastAsia" w:hint="eastAsia"/>
           <w:sz w:val="24"/>
           <w:szCs w:val="24"/>
         </w:rPr>
@@ -1200,7 +1200,7 @@
           <w:sz w:val="24"/>
           <w:szCs w:val="24"/>
         </w:rPr>
-        <w:t>sdb：shell，支持</w:t>
+        <w:t>sequoiadb：服务端，支持</w:t>
       </w:r>
     </w:p>
     <w:p>
@@ -1223,7 +1223,7 @@
           <w:sz w:val="24"/>
           <w:szCs w:val="24"/>
         </w:rPr>
-        <w:t>sdbbp：shell后台，支持</w:t>
+        <w:t>sdb：shell，支持</w:t>
       </w:r>
     </w:p>
     <w:p>
@@ -1235,18 +1235,18 @@
         </w:numPr>
         <w:ind w:firstLineChars="0"/>
         <w:rPr>
-          <w:rFonts w:asciiTheme="minorEastAsia" w:hAnsiTheme="minorEastAsia"/>
-          <w:sz w:val="24"/>
-          <w:szCs w:val="24"/>
-        </w:rPr>
-      </w:pPr>
-      <w:r>
-        <w:rPr>
-          <w:rFonts w:asciiTheme="minorEastAsia" w:hAnsiTheme="minorEastAsia" w:hint="eastAsia"/>
-          <w:sz w:val="24"/>
-          <w:szCs w:val="24"/>
-        </w:rPr>
-        <w:t>sdbcm：不涉及</w:t>
+          <w:rFonts w:asciiTheme="minorEastAsia" w:hAnsiTheme="minorEastAsia" w:hint="eastAsia"/>
+          <w:sz w:val="24"/>
+          <w:szCs w:val="24"/>
+        </w:rPr>
+      </w:pPr>
+      <w:r>
+        <w:rPr>
+          <w:rFonts w:asciiTheme="minorEastAsia" w:hAnsiTheme="minorEastAsia" w:hint="eastAsia"/>
+          <w:sz w:val="24"/>
+          <w:szCs w:val="24"/>
+        </w:rPr>
+        <w:t>sdbbp：shell后台，支持</w:t>
       </w:r>
     </w:p>
     <w:p>
@@ -1269,7 +1269,23 @@
           <w:sz w:val="24"/>
           <w:szCs w:val="24"/>
         </w:rPr>
-        <w:t>sdbcmart：不涉及</w:t>
+        <w:t>sdbexport</w:t>
+      </w:r>
+      <w:r>
+        <w:rPr>
+          <w:rFonts w:asciiTheme="minorEastAsia" w:hAnsiTheme="minorEastAsia" w:hint="eastAsia"/>
+          <w:sz w:val="24"/>
+          <w:szCs w:val="24"/>
+        </w:rPr>
+        <w:t>：</w:t>
+      </w:r>
+      <w:r>
+        <w:rPr>
+          <w:rFonts w:asciiTheme="minorEastAsia" w:hAnsiTheme="minorEastAsia" w:hint="eastAsia"/>
+          <w:sz w:val="24"/>
+          <w:szCs w:val="24"/>
+        </w:rPr>
+        <w:t>支持</w:t>
       </w:r>
     </w:p>
     <w:p>
@@ -1292,7 +1308,23 @@
           <w:sz w:val="24"/>
           <w:szCs w:val="24"/>
         </w:rPr>
-        <w:t>sdbcmd：不涉及</w:t>
+        <w:t>sdbimprt</w:t>
+      </w:r>
+      <w:r>
+        <w:rPr>
+          <w:rFonts w:asciiTheme="minorEastAsia" w:hAnsiTheme="minorEastAsia" w:hint="eastAsia"/>
+          <w:sz w:val="24"/>
+          <w:szCs w:val="24"/>
+        </w:rPr>
+        <w:t>：</w:t>
+      </w:r>
+      <w:r>
+        <w:rPr>
+          <w:rFonts w:asciiTheme="minorEastAsia" w:hAnsiTheme="minorEastAsia" w:hint="eastAsia"/>
+          <w:sz w:val="24"/>
+          <w:szCs w:val="24"/>
+        </w:rPr>
+        <w:t>支持</w:t>
       </w:r>
     </w:p>
     <w:p>
@@ -1315,7 +1347,23 @@
           <w:sz w:val="24"/>
           <w:szCs w:val="24"/>
         </w:rPr>
-        <w:t>sdbcmtop：不涉及</w:t>
+        <w:t>sdblobtool</w:t>
+      </w:r>
+      <w:r>
+        <w:rPr>
+          <w:rFonts w:asciiTheme="minorEastAsia" w:hAnsiTheme="minorEastAsia" w:hint="eastAsia"/>
+          <w:sz w:val="24"/>
+          <w:szCs w:val="24"/>
+        </w:rPr>
+        <w:t>：</w:t>
+      </w:r>
+      <w:r>
+        <w:rPr>
+          <w:rFonts w:asciiTheme="minorEastAsia" w:hAnsiTheme="minorEastAsia" w:hint="eastAsia"/>
+          <w:sz w:val="24"/>
+          <w:szCs w:val="24"/>
+        </w:rPr>
+        <w:t>支持</w:t>
       </w:r>
     </w:p>
     <w:p>
@@ -1327,26 +1375,34 @@
         </w:numPr>
         <w:ind w:firstLineChars="0"/>
         <w:rPr>
-          <w:rFonts w:asciiTheme="minorEastAsia" w:hAnsiTheme="minorEastAsia"/>
-          <w:sz w:val="24"/>
-          <w:szCs w:val="24"/>
-        </w:rPr>
-      </w:pPr>
-      <w:r>
-        <w:rPr>
-          <w:rFonts w:asciiTheme="minorEastAsia" w:hAnsiTheme="minorEastAsia" w:hint="eastAsia"/>
-          <w:sz w:val="24"/>
-          <w:szCs w:val="24"/>
-        </w:rPr>
-        <w:t>sdbdmsdump</w:t>
-      </w:r>
-      <w:r>
-        <w:rPr>
-          <w:rFonts w:asciiTheme="minorEastAsia" w:hAnsiTheme="minorEastAsia" w:hint="eastAsia"/>
-          <w:sz w:val="24"/>
-          <w:szCs w:val="24"/>
-        </w:rPr>
-        <w:t>：不涉及</w:t>
+          <w:rFonts w:asciiTheme="minorEastAsia" w:hAnsiTheme="minorEastAsia" w:hint="eastAsia"/>
+          <w:sz w:val="24"/>
+          <w:szCs w:val="24"/>
+        </w:rPr>
+      </w:pPr>
+      <w:r>
+        <w:rPr>
+          <w:rFonts w:asciiTheme="minorEastAsia" w:hAnsiTheme="minorEastAsia" w:hint="eastAsia"/>
+          <w:sz w:val="24"/>
+          <w:szCs w:val="24"/>
+        </w:rPr>
+        <w:t>sdbtop</w:t>
+      </w:r>
+      <w:r>
+        <w:rPr>
+          <w:rFonts w:asciiTheme="minorEastAsia" w:hAnsiTheme="minorEastAsia" w:hint="eastAsia"/>
+          <w:sz w:val="24"/>
+          <w:szCs w:val="24"/>
+        </w:rPr>
+        <w:t>：</w:t>
+      </w:r>
+      <w:r>
+        <w:rPr>
+          <w:rFonts w:asciiTheme="minorEastAsia" w:hAnsiTheme="minorEastAsia" w:hint="eastAsia"/>
+          <w:sz w:val="24"/>
+          <w:szCs w:val="24"/>
+        </w:rPr>
+        <w:t>支持</w:t>
       </w:r>
     </w:p>
     <w:p>
@@ -1358,26 +1414,26 @@
         </w:numPr>
         <w:ind w:firstLineChars="0"/>
         <w:rPr>
-          <w:rFonts w:asciiTheme="minorEastAsia" w:hAnsiTheme="minorEastAsia"/>
-          <w:sz w:val="24"/>
-          <w:szCs w:val="24"/>
-        </w:rPr>
-      </w:pPr>
-      <w:r>
-        <w:rPr>
-          <w:rFonts w:asciiTheme="minorEastAsia" w:hAnsiTheme="minorEastAsia" w:hint="eastAsia"/>
-          <w:sz w:val="24"/>
-          <w:szCs w:val="24"/>
-        </w:rPr>
-        <w:t>sdbdpsdump</w:t>
-      </w:r>
-      <w:r>
-        <w:rPr>
-          <w:rFonts w:asciiTheme="minorEastAsia" w:hAnsiTheme="minorEastAsia" w:hint="eastAsia"/>
-          <w:sz w:val="24"/>
-          <w:szCs w:val="24"/>
-        </w:rPr>
-        <w:t>：不涉及</w:t>
+          <w:rFonts w:asciiTheme="minorEastAsia" w:hAnsiTheme="minorEastAsia" w:hint="eastAsia"/>
+          <w:sz w:val="24"/>
+          <w:szCs w:val="24"/>
+        </w:rPr>
+      </w:pPr>
+      <w:r>
+        <w:rPr>
+          <w:rFonts w:asciiTheme="minorEastAsia" w:hAnsiTheme="minorEastAsia" w:hint="eastAsia"/>
+          <w:sz w:val="24"/>
+          <w:szCs w:val="24"/>
+        </w:rPr>
+        <w:t>sdbinspect</w:t>
+      </w:r>
+      <w:r>
+        <w:rPr>
+          <w:rFonts w:asciiTheme="minorEastAsia" w:hAnsiTheme="minorEastAsia" w:hint="eastAsia"/>
+          <w:sz w:val="24"/>
+          <w:szCs w:val="24"/>
+        </w:rPr>
+        <w:t>：不支持</w:t>
       </w:r>
     </w:p>
     <w:p>
@@ -1400,7 +1456,7 @@
           <w:sz w:val="24"/>
           <w:szCs w:val="24"/>
         </w:rPr>
-        <w:t>sdbexport</w:t>
+        <w:t>sdbsupport</w:t>
       </w:r>
       <w:r>
         <w:rPr>
@@ -1431,15 +1487,7 @@
           <w:sz w:val="24"/>
           <w:szCs w:val="24"/>
         </w:rPr>
-        <w:t>sdbfmp</w:t>
-      </w:r>
-      <w:r>
-        <w:rPr>
-          <w:rFonts w:asciiTheme="minorEastAsia" w:hAnsiTheme="minorEastAsia" w:hint="eastAsia"/>
-          <w:sz w:val="24"/>
-          <w:szCs w:val="24"/>
-        </w:rPr>
-        <w:t>：不涉及</w:t>
+        <w:t>sdbcm：不涉及</w:t>
       </w:r>
     </w:p>
     <w:p>
@@ -1462,15 +1510,7 @@
           <w:sz w:val="24"/>
           <w:szCs w:val="24"/>
         </w:rPr>
-        <w:t>sdbimprt</w:t>
-      </w:r>
-      <w:r>
-        <w:rPr>
-          <w:rFonts w:asciiTheme="minorEastAsia" w:hAnsiTheme="minorEastAsia" w:hint="eastAsia"/>
-          <w:sz w:val="24"/>
-          <w:szCs w:val="24"/>
-        </w:rPr>
-        <w:t>：不支持</w:t>
+        <w:t>sdbcmart：不涉及</w:t>
       </w:r>
     </w:p>
     <w:p>
@@ -1493,15 +1533,7 @@
           <w:sz w:val="24"/>
           <w:szCs w:val="24"/>
         </w:rPr>
-        <w:t>sdbinspect</w:t>
-      </w:r>
-      <w:r>
-        <w:rPr>
-          <w:rFonts w:asciiTheme="minorEastAsia" w:hAnsiTheme="minorEastAsia" w:hint="eastAsia"/>
-          <w:sz w:val="24"/>
-          <w:szCs w:val="24"/>
-        </w:rPr>
-        <w:t>：不支持</w:t>
+        <w:t>sdbcmd：不涉及</w:t>
       </w:r>
     </w:p>
     <w:p>
@@ -1524,15 +1556,7 @@
           <w:sz w:val="24"/>
           <w:szCs w:val="24"/>
         </w:rPr>
-        <w:t>sdblist</w:t>
-      </w:r>
-      <w:r>
-        <w:rPr>
-          <w:rFonts w:asciiTheme="minorEastAsia" w:hAnsiTheme="minorEastAsia" w:hint="eastAsia"/>
-          <w:sz w:val="24"/>
-          <w:szCs w:val="24"/>
-        </w:rPr>
-        <w:t>：不涉及</w:t>
+        <w:t>sdbcmtop：不涉及</w:t>
       </w:r>
     </w:p>
     <w:p>
@@ -1555,15 +1579,15 @@
           <w:sz w:val="24"/>
           <w:szCs w:val="24"/>
         </w:rPr>
-        <w:t>sdblobtool</w:t>
-      </w:r>
-      <w:r>
-        <w:rPr>
-          <w:rFonts w:asciiTheme="minorEastAsia" w:hAnsiTheme="minorEastAsia" w:hint="eastAsia"/>
-          <w:sz w:val="24"/>
-          <w:szCs w:val="24"/>
-        </w:rPr>
-        <w:t>：不支持</w:t>
+        <w:t>sdbdmsdump</w:t>
+      </w:r>
+      <w:r>
+        <w:rPr>
+          <w:rFonts w:asciiTheme="minorEastAsia" w:hAnsiTheme="minorEastAsia" w:hint="eastAsia"/>
+          <w:sz w:val="24"/>
+          <w:szCs w:val="24"/>
+        </w:rPr>
+        <w:t>：不涉及</w:t>
       </w:r>
     </w:p>
     <w:p>
@@ -1586,7 +1610,7 @@
           <w:sz w:val="24"/>
           <w:szCs w:val="24"/>
         </w:rPr>
-        <w:t>sdbomtool</w:t>
+        <w:t>sdbdpsdump</w:t>
       </w:r>
       <w:r>
         <w:rPr>
@@ -1617,7 +1641,7 @@
           <w:sz w:val="24"/>
           <w:szCs w:val="24"/>
         </w:rPr>
-        <w:t>sdbrestore</w:t>
+        <w:t>sdbfmp</w:t>
       </w:r>
       <w:r>
         <w:rPr>
@@ -1648,7 +1672,15 @@
           <w:sz w:val="24"/>
           <w:szCs w:val="24"/>
         </w:rPr>
-        <w:t>sdbstart：不涉及</w:t>
+        <w:t>sdblist</w:t>
+      </w:r>
+      <w:r>
+        <w:rPr>
+          <w:rFonts w:asciiTheme="minorEastAsia" w:hAnsiTheme="minorEastAsia" w:hint="eastAsia"/>
+          <w:sz w:val="24"/>
+          <w:szCs w:val="24"/>
+        </w:rPr>
+        <w:t>：不涉及</w:t>
       </w:r>
     </w:p>
     <w:p>
@@ -1671,7 +1703,15 @@
           <w:sz w:val="24"/>
           <w:szCs w:val="24"/>
         </w:rPr>
-        <w:t>sdbstop：不涉及</w:t>
+        <w:t>sdbomtool</w:t>
+      </w:r>
+      <w:r>
+        <w:rPr>
+          <w:rFonts w:asciiTheme="minorEastAsia" w:hAnsiTheme="minorEastAsia" w:hint="eastAsia"/>
+          <w:sz w:val="24"/>
+          <w:szCs w:val="24"/>
+        </w:rPr>
+        <w:t>：不涉及</w:t>
       </w:r>
     </w:p>
     <w:p>
@@ -1694,15 +1734,15 @@
           <w:sz w:val="24"/>
           <w:szCs w:val="24"/>
         </w:rPr>
-        <w:t>sdbtop</w:t>
-      </w:r>
-      <w:r>
-        <w:rPr>
-          <w:rFonts w:asciiTheme="minorEastAsia" w:hAnsiTheme="minorEastAsia" w:hint="eastAsia"/>
-          <w:sz w:val="24"/>
-          <w:szCs w:val="24"/>
-        </w:rPr>
-        <w:t>：不支持</w:t>
+        <w:t>sdbrestore</w:t>
+      </w:r>
+      <w:r>
+        <w:rPr>
+          <w:rFonts w:asciiTheme="minorEastAsia" w:hAnsiTheme="minorEastAsia" w:hint="eastAsia"/>
+          <w:sz w:val="24"/>
+          <w:szCs w:val="24"/>
+        </w:rPr>
+        <w:t>：不涉及</w:t>
       </w:r>
     </w:p>
     <w:p>
@@ -1725,7 +1765,7 @@
           <w:sz w:val="24"/>
           <w:szCs w:val="24"/>
         </w:rPr>
-        <w:t>sequoiadb：服务端，支持</w:t>
+        <w:t>sdbstart：不涉及</w:t>
       </w:r>
     </w:p>
     <w:p>
@@ -1748,15 +1788,7 @@
           <w:sz w:val="24"/>
           <w:szCs w:val="24"/>
         </w:rPr>
-        <w:t>sdbsupport</w:t>
-      </w:r>
-      <w:r>
-        <w:rPr>
-          <w:rFonts w:asciiTheme="minorEastAsia" w:hAnsiTheme="minorEastAsia" w:hint="eastAsia"/>
-          <w:sz w:val="24"/>
-          <w:szCs w:val="24"/>
-        </w:rPr>
-        <w:t>：不支持</w:t>
+        <w:t>sdbstop：不涉及</w:t>
       </w:r>
     </w:p>
     <w:p>
